--- a/RAC/13장/13장_실습문제_추가서술형_정답.docx
+++ b/RAC/13장/13장_실습문제_추가서술형_정답.docx
@@ -429,7 +429,21 @@
           <w:rFonts w:ascii="맑은 고딕" w:hAnsi="맑은 고딕" w:eastAsia="맑은 고딕"/>
           <w:sz w:val="21"/>
         </w:rPr>
-        <w:t>첫째, 새 스레드용 리두 그룹을 만든다. 최소 두 그룹이며 `alter database add logfile thread 3 group 6 ('+DATA','+FRA') size 200M` 형태다. 빠뜨리면 그 스레드가 쓸 리두가 없어 인스턴스가 기동되지 않는다.</w:t>
+        <w:t xml:space="preserve">첫째, 새 스레드용 리두 그룹을 만든다. 최소 두 그룹이며 </w:t>
+      </w:r>
+      <w:r>
+        <w:rPr>
+          <w:rFonts w:ascii="Consolas" w:hAnsi="Consolas" w:eastAsia="Consolas" w:cs="Consolas"/>
+          <w:sz w:val="20"/>
+        </w:rPr>
+        <w:t xml:space="preserve">alter database add logfile thread 3 group 6 ('+DATA','+FRA') size 200M</w:t>
+      </w:r>
+      <w:r>
+        <w:rPr>
+          <w:rFonts w:ascii="맑은 고딕" w:hAnsi="맑은 고딕" w:eastAsia="맑은 고딕"/>
+          <w:sz w:val="21"/>
+        </w:rPr>
+        <w:t xml:space="preserve"> 형태다. 빠뜨리면 그 스레드가 쓸 리두가 없어 인스턴스가 기동되지 않는다.</w:t>
       </w:r>
     </w:p>
     <w:p>
@@ -438,7 +452,21 @@
           <w:rFonts w:ascii="맑은 고딕" w:hAnsi="맑은 고딕" w:eastAsia="맑은 고딕"/>
           <w:sz w:val="21"/>
         </w:rPr>
-        <w:t>둘째, 그 스레드를 활성화한다. `alter database enable public thread 3` 이다. 이것을 빠뜨리는 것이 가장 흔한 실수다. 리두 그룹은 만들었는데 스레드가 꺼져 있어 인스턴스가 기동되지 않고, 원인을 리두가 아닌 다른 곳에서 찾게 된다.</w:t>
+        <w:t xml:space="preserve">둘째, 그 스레드를 활성화한다. </w:t>
+      </w:r>
+      <w:r>
+        <w:rPr>
+          <w:rFonts w:ascii="Consolas" w:hAnsi="Consolas" w:eastAsia="Consolas" w:cs="Consolas"/>
+          <w:sz w:val="20"/>
+        </w:rPr>
+        <w:t xml:space="preserve">alter database enable public thread 3</w:t>
+      </w:r>
+      <w:r>
+        <w:rPr>
+          <w:rFonts w:ascii="맑은 고딕" w:hAnsi="맑은 고딕" w:eastAsia="맑은 고딕"/>
+          <w:sz w:val="21"/>
+        </w:rPr>
+        <w:t xml:space="preserve"> 이다. 이것을 빠뜨리는 것이 가장 흔한 실수다. 리두 그룹은 만들었는데 스레드가 꺼져 있어 인스턴스가 기동되지 않고, 원인을 리두가 아닌 다른 곳에서 찾게 된다.</w:t>
       </w:r>
     </w:p>
     <w:p>
@@ -447,7 +475,21 @@
           <w:rFonts w:ascii="맑은 고딕" w:hAnsi="맑은 고딕" w:eastAsia="맑은 고딕"/>
           <w:sz w:val="21"/>
         </w:rPr>
-        <w:t>셋째, 새 UNDO 테이블스페이스를 만들고 SPFILE 에 지정한다. `racdb3.undo_tablespace=UNDOTBS3` 이다. 만들지 않고 이름만 지정하면 ORA-30012 를, 기존 것을 그대로 쓰려 하면 ORA-30013 을 만난다.</w:t>
+        <w:t xml:space="preserve">셋째, 새 UNDO 테이블스페이스를 만들고 SPFILE 에 지정한다. </w:t>
+      </w:r>
+      <w:r>
+        <w:rPr>
+          <w:rFonts w:ascii="Consolas" w:hAnsi="Consolas" w:eastAsia="Consolas" w:cs="Consolas"/>
+          <w:sz w:val="20"/>
+        </w:rPr>
+        <w:t xml:space="preserve">racdb3.undo_tablespace=UNDOTBS3</w:t>
+      </w:r>
+      <w:r>
+        <w:rPr>
+          <w:rFonts w:ascii="맑은 고딕" w:hAnsi="맑은 고딕" w:eastAsia="맑은 고딕"/>
+          <w:sz w:val="21"/>
+        </w:rPr>
+        <w:t xml:space="preserve"> 이다. 만들지 않고 이름만 지정하면 ORA-30012 를, 기존 것을 그대로 쓰려 하면 ORA-30013 을 만난다.</w:t>
       </w:r>
     </w:p>
     <w:p>
@@ -572,7 +614,21 @@
           <w:rFonts w:ascii="맑은 고딕" w:hAnsi="맑은 고딕" w:eastAsia="맑은 고딕"/>
           <w:sz w:val="21"/>
         </w:rPr>
-        <w:t>1. 500MB 그룹을 스레드마다 두 개씩 먼저 추가한다. `alter database add logfile thread 1 group 11 ('+DATA','+FRA') size 500M` 형태로 스레드 1 에 둘, 스레드 2 에 둘.</w:t>
+        <w:t xml:space="preserve">1. 500MB 그룹을 스레드마다 두 개씩 먼저 추가한다. </w:t>
+      </w:r>
+      <w:r>
+        <w:rPr>
+          <w:rFonts w:ascii="Consolas" w:hAnsi="Consolas" w:eastAsia="Consolas" w:cs="Consolas"/>
+          <w:sz w:val="20"/>
+        </w:rPr>
+        <w:t xml:space="preserve">alter database add logfile thread 1 group 11 ('+DATA','+FRA') size 500M</w:t>
+      </w:r>
+      <w:r>
+        <w:rPr>
+          <w:rFonts w:ascii="맑은 고딕" w:hAnsi="맑은 고딕" w:eastAsia="맑은 고딕"/>
+          <w:sz w:val="21"/>
+        </w:rPr>
+        <w:t xml:space="preserve"> 형태로 스레드 1 에 둘, 스레드 2 에 둘.</w:t>
       </w:r>
     </w:p>
     <w:p>
@@ -581,7 +637,35 @@
           <w:rFonts w:ascii="맑은 고딕" w:hAnsi="맑은 고딕" w:eastAsia="맑은 고딕"/>
           <w:sz w:val="21"/>
         </w:rPr>
-        <w:t>2. 지우려는 그룹이 CURRENT 에서 벗어나게 한다. `alter system switch logfile` 을 반복하고 필요하면 `alter system checkpoint` 로 ACTIVE 를 INACTIVE 로 만든다.</w:t>
+        <w:t xml:space="preserve">2. 지우려는 그룹이 CURRENT 에서 벗어나게 한다. </w:t>
+      </w:r>
+      <w:r>
+        <w:rPr>
+          <w:rFonts w:ascii="Consolas" w:hAnsi="Consolas" w:eastAsia="Consolas" w:cs="Consolas"/>
+          <w:sz w:val="20"/>
+        </w:rPr>
+        <w:t xml:space="preserve">alter system switch logfile</w:t>
+      </w:r>
+      <w:r>
+        <w:rPr>
+          <w:rFonts w:ascii="맑은 고딕" w:hAnsi="맑은 고딕" w:eastAsia="맑은 고딕"/>
+          <w:sz w:val="21"/>
+        </w:rPr>
+        <w:t xml:space="preserve"> 을 반복하고 필요하면 </w:t>
+      </w:r>
+      <w:r>
+        <w:rPr>
+          <w:rFonts w:ascii="Consolas" w:hAnsi="Consolas" w:eastAsia="Consolas" w:cs="Consolas"/>
+          <w:sz w:val="20"/>
+        </w:rPr>
+        <w:t xml:space="preserve">alter system checkpoint</w:t>
+      </w:r>
+      <w:r>
+        <w:rPr>
+          <w:rFonts w:ascii="맑은 고딕" w:hAnsi="맑은 고딕" w:eastAsia="맑은 고딕"/>
+          <w:sz w:val="21"/>
+        </w:rPr>
+        <w:t xml:space="preserve"> 로 ACTIVE 를 INACTIVE 로 만든다.</w:t>
       </w:r>
     </w:p>
     <w:p>
@@ -590,7 +674,21 @@
           <w:rFonts w:ascii="맑은 고딕" w:hAnsi="맑은 고딕" w:eastAsia="맑은 고딕"/>
           <w:sz w:val="21"/>
         </w:rPr>
-        <w:t>3. V$LOG 에서 STATUS 가 INACTIVE 인 것을 확인하고 `alter database drop logfile group 1` 로 지운다.</w:t>
+        <w:t xml:space="preserve">3. V$LOG 에서 STATUS 가 INACTIVE 인 것을 확인하고 </w:t>
+      </w:r>
+      <w:r>
+        <w:rPr>
+          <w:rFonts w:ascii="Consolas" w:hAnsi="Consolas" w:eastAsia="Consolas" w:cs="Consolas"/>
+          <w:sz w:val="20"/>
+        </w:rPr>
+        <w:t xml:space="preserve">alter database drop logfile group 1</w:t>
+      </w:r>
+      <w:r>
+        <w:rPr>
+          <w:rFonts w:ascii="맑은 고딕" w:hAnsi="맑은 고딕" w:eastAsia="맑은 고딕"/>
+          <w:sz w:val="21"/>
+        </w:rPr>
+        <w:t xml:space="preserve"> 로 지운다.</w:t>
       </w:r>
     </w:p>
     <w:p>
@@ -653,7 +751,21 @@
           <w:rFonts w:ascii="맑은 고딕" w:hAnsi="맑은 고딕" w:eastAsia="맑은 고딕"/>
           <w:sz w:val="21"/>
         </w:rPr>
-        <w:t>확인: `select thread#, status, enabled, instance from v$thread order by thread#` 를 실행한다. THREAD# 3 의 ENABLED 가 DISABLED 로 나올 것이다.</w:t>
+        <w:t xml:space="preserve">확인: </w:t>
+      </w:r>
+      <w:r>
+        <w:rPr>
+          <w:rFonts w:ascii="Consolas" w:hAnsi="Consolas" w:eastAsia="Consolas" w:cs="Consolas"/>
+          <w:sz w:val="20"/>
+        </w:rPr>
+        <w:t xml:space="preserve">select thread#, status, enabled, instance from v$thread order by thread#</w:t>
+      </w:r>
+      <w:r>
+        <w:rPr>
+          <w:rFonts w:ascii="맑은 고딕" w:hAnsi="맑은 고딕" w:eastAsia="맑은 고딕"/>
+          <w:sz w:val="21"/>
+        </w:rPr>
+        <w:t xml:space="preserve"> 를 실행한다. THREAD# 3 의 ENABLED 가 DISABLED 로 나올 것이다.</w:t>
       </w:r>
     </w:p>
     <w:p>
@@ -662,7 +774,21 @@
           <w:rFonts w:ascii="맑은 고딕" w:hAnsi="맑은 고딕" w:eastAsia="맑은 고딕"/>
           <w:sz w:val="21"/>
         </w:rPr>
-        <w:t>조치: `alter database enable public thread 3` 을 실행한다. PUBLIC 으로 켜면 어느 인스턴스든 그 스레드를 쓸 수 있다.</w:t>
+        <w:t xml:space="preserve">조치: </w:t>
+      </w:r>
+      <w:r>
+        <w:rPr>
+          <w:rFonts w:ascii="Consolas" w:hAnsi="Consolas" w:eastAsia="Consolas" w:cs="Consolas"/>
+          <w:sz w:val="20"/>
+        </w:rPr>
+        <w:t xml:space="preserve">alter database enable public thread 3</w:t>
+      </w:r>
+      <w:r>
+        <w:rPr>
+          <w:rFonts w:ascii="맑은 고딕" w:hAnsi="맑은 고딕" w:eastAsia="맑은 고딕"/>
+          <w:sz w:val="21"/>
+        </w:rPr>
+        <w:t xml:space="preserve"> 을 실행한다. PUBLIC 으로 켜면 어느 인스턴스든 그 스레드를 쓸 수 있다.</w:t>
       </w:r>
     </w:p>
     <w:p>
@@ -671,7 +797,21 @@
           <w:rFonts w:ascii="맑은 고딕" w:hAnsi="맑은 고딕" w:eastAsia="맑은 고딕"/>
           <w:sz w:val="21"/>
         </w:rPr>
-        <w:t>재확인: 다시 V$THREAD 를 조회해 ENABLED 가 PUBLIC 인지 보고, `srvctl start instance -d racdb -i racdb3` 로 기동한 뒤 STATUS 가 OPEN 이 되는지 확인한다.</w:t>
+        <w:t xml:space="preserve">재확인: 다시 V$THREAD 를 조회해 ENABLED 가 PUBLIC 인지 보고, </w:t>
+      </w:r>
+      <w:r>
+        <w:rPr>
+          <w:rFonts w:ascii="Consolas" w:hAnsi="Consolas" w:eastAsia="Consolas" w:cs="Consolas"/>
+          <w:sz w:val="20"/>
+        </w:rPr>
+        <w:t xml:space="preserve">srvctl start instance -d racdb -i racdb3</w:t>
+      </w:r>
+      <w:r>
+        <w:rPr>
+          <w:rFonts w:ascii="맑은 고딕" w:hAnsi="맑은 고딕" w:eastAsia="맑은 고딕"/>
+          <w:sz w:val="21"/>
+        </w:rPr>
+        <w:t xml:space="preserve"> 로 기동한 뒤 STATUS 가 OPEN 이 되는지 확인한다.</w:t>
       </w:r>
     </w:p>
     <w:p>
@@ -689,7 +829,21 @@
           <w:rFonts w:ascii="맑은 고딕" w:hAnsi="맑은 고딕" w:eastAsia="맑은 고딕"/>
           <w:sz w:val="21"/>
         </w:rPr>
-        <w:t>함께 확인할 것으로 SPFILE 의 `racdb3.` 접두어 항목이 제대로 들어갔는지, 리두 그룹이 스레드 3 에 최소 둘 있는지도 본다.</w:t>
+        <w:t xml:space="preserve">함께 확인할 것으로 SPFILE 의 </w:t>
+      </w:r>
+      <w:r>
+        <w:rPr>
+          <w:rFonts w:ascii="Consolas" w:hAnsi="Consolas" w:eastAsia="Consolas" w:cs="Consolas"/>
+          <w:sz w:val="20"/>
+        </w:rPr>
+        <w:t xml:space="preserve">racdb3.</w:t>
+      </w:r>
+      <w:r>
+        <w:rPr>
+          <w:rFonts w:ascii="맑은 고딕" w:hAnsi="맑은 고딕" w:eastAsia="맑은 고딕"/>
+          <w:sz w:val="21"/>
+        </w:rPr>
+        <w:t xml:space="preserve"> 접두어 항목이 제대로 들어갔는지, 리두 그룹이 스레드 3 에 최소 둘 있는지도 본다.</w:t>
       </w:r>
     </w:p>
     <w:p>
@@ -734,7 +888,35 @@
           <w:rFonts w:ascii="맑은 고딕" w:hAnsi="맑은 고딕" w:eastAsia="맑은 고딕"/>
           <w:sz w:val="21"/>
         </w:rPr>
-        <w:t>원하는 결과가 racdb2 에게 다른 UNDO 를 주는 것이라면 새 테이블스페이스를 만들어 지정한다. `create undo tablespace UNDOTBS3 datafile '+DATA' size 100M` 후 `alter system set undo_tablespace=UNDOTBS3 sid='racdb2' scope=both`.</w:t>
+        <w:t xml:space="preserve">원하는 결과가 racdb2 에게 다른 UNDO 를 주는 것이라면 새 테이블스페이스를 만들어 지정한다. </w:t>
+      </w:r>
+      <w:r>
+        <w:rPr>
+          <w:rFonts w:ascii="Consolas" w:hAnsi="Consolas" w:eastAsia="Consolas" w:cs="Consolas"/>
+          <w:sz w:val="20"/>
+        </w:rPr>
+        <w:t xml:space="preserve">create undo tablespace UNDOTBS3 datafile '+DATA' size 100M</w:t>
+      </w:r>
+      <w:r>
+        <w:rPr>
+          <w:rFonts w:ascii="맑은 고딕" w:hAnsi="맑은 고딕" w:eastAsia="맑은 고딕"/>
+          <w:sz w:val="21"/>
+        </w:rPr>
+        <w:t xml:space="preserve"> 후 </w:t>
+      </w:r>
+      <w:r>
+        <w:rPr>
+          <w:rFonts w:ascii="Consolas" w:hAnsi="Consolas" w:eastAsia="Consolas" w:cs="Consolas"/>
+          <w:sz w:val="20"/>
+        </w:rPr>
+        <w:t xml:space="preserve">alter system set undo_tablespace=UNDOTBS3 sid='racdb2' scope=both</w:t>
+      </w:r>
+      <w:r>
+        <w:rPr>
+          <w:rFonts w:ascii="맑은 고딕" w:hAnsi="맑은 고딕" w:eastAsia="맑은 고딕"/>
+          <w:sz w:val="21"/>
+        </w:rPr>
+        <w:t xml:space="preserve">.</w:t>
       </w:r>
     </w:p>
     <w:p>
@@ -743,7 +925,35 @@
           <w:rFonts w:ascii="맑은 고딕" w:hAnsi="맑은 고딕" w:eastAsia="맑은 고딕"/>
           <w:sz w:val="21"/>
         </w:rPr>
-        <w:t>원하는 결과가 UNDOTBS2 가 너무 작아 키우는 것이라면 파라미터를 바꿀 일이 아니라 `alter database datafile ... resize` 나 `alter tablespace UNDOTBS2 add datafile` 로 해결한다.</w:t>
+        <w:t xml:space="preserve">원하는 결과가 UNDOTBS2 가 너무 작아 키우는 것이라면 파라미터를 바꿀 일이 아니라 </w:t>
+      </w:r>
+      <w:r>
+        <w:rPr>
+          <w:rFonts w:ascii="Consolas" w:hAnsi="Consolas" w:eastAsia="Consolas" w:cs="Consolas"/>
+          <w:sz w:val="20"/>
+        </w:rPr>
+        <w:t xml:space="preserve">alter database datafile ... resize</w:t>
+      </w:r>
+      <w:r>
+        <w:rPr>
+          <w:rFonts w:ascii="맑은 고딕" w:hAnsi="맑은 고딕" w:eastAsia="맑은 고딕"/>
+          <w:sz w:val="21"/>
+        </w:rPr>
+        <w:t xml:space="preserve"> 나 </w:t>
+      </w:r>
+      <w:r>
+        <w:rPr>
+          <w:rFonts w:ascii="Consolas" w:hAnsi="Consolas" w:eastAsia="Consolas" w:cs="Consolas"/>
+          <w:sz w:val="20"/>
+        </w:rPr>
+        <w:t xml:space="preserve">alter tablespace UNDOTBS2 add datafile</w:t>
+      </w:r>
+      <w:r>
+        <w:rPr>
+          <w:rFonts w:ascii="맑은 고딕" w:hAnsi="맑은 고딕" w:eastAsia="맑은 고딕"/>
+          <w:sz w:val="21"/>
+        </w:rPr>
+        <w:t xml:space="preserve"> 로 해결한다.</w:t>
       </w:r>
     </w:p>
     <w:p>
@@ -752,7 +962,21 @@
           <w:rFonts w:ascii="맑은 고딕" w:hAnsi="맑은 고딕" w:eastAsia="맑은 고딕"/>
           <w:sz w:val="21"/>
         </w:rPr>
-        <w:t>재확인은 `select inst_id, value from gv$parameter where name='undo_tablespace'` 로 두 인스턴스가 서로 다른 값을 갖는지 본다.</w:t>
+        <w:t xml:space="preserve">재확인은 </w:t>
+      </w:r>
+      <w:r>
+        <w:rPr>
+          <w:rFonts w:ascii="Consolas" w:hAnsi="Consolas" w:eastAsia="Consolas" w:cs="Consolas"/>
+          <w:sz w:val="20"/>
+        </w:rPr>
+        <w:t xml:space="preserve">select inst_id, value from gv$parameter where name='undo_tablespace'</w:t>
+      </w:r>
+      <w:r>
+        <w:rPr>
+          <w:rFonts w:ascii="맑은 고딕" w:hAnsi="맑은 고딕" w:eastAsia="맑은 고딕"/>
+          <w:sz w:val="21"/>
+        </w:rPr>
+        <w:t xml:space="preserve"> 로 두 인스턴스가 서로 다른 값을 갖는지 본다.</w:t>
       </w:r>
     </w:p>
     <w:p>
@@ -797,7 +1021,21 @@
           <w:rFonts w:ascii="맑은 고딕" w:hAnsi="맑은 고딕" w:eastAsia="맑은 고딕"/>
           <w:sz w:val="21"/>
         </w:rPr>
-        <w:t>확인 순서: 먼저 `select file_name, bytes/1024/1024 mb, autoextensible, maxbytes/1024/1024 max_mb from dba_temp_files` 로 자동 확장 여부와 상한을 본다. 자동 확장이 켜져 있고 상한에 여유가 있다면 첫 번째 후보는 아니다.</w:t>
+        <w:t xml:space="preserve">확인 순서: 먼저 </w:t>
+      </w:r>
+      <w:r>
+        <w:rPr>
+          <w:rFonts w:ascii="Consolas" w:hAnsi="Consolas" w:eastAsia="Consolas" w:cs="Consolas"/>
+          <w:sz w:val="20"/>
+        </w:rPr>
+        <w:t xml:space="preserve">select file_name, bytes/1024/1024 mb, autoextensible, maxbytes/1024/1024 max_mb from dba_temp_files</w:t>
+      </w:r>
+      <w:r>
+        <w:rPr>
+          <w:rFonts w:ascii="맑은 고딕" w:hAnsi="맑은 고딕" w:eastAsia="맑은 고딕"/>
+          <w:sz w:val="21"/>
+        </w:rPr>
+        <w:t xml:space="preserve"> 로 자동 확장 여부와 상한을 본다. 자동 확장이 켜져 있고 상한에 여유가 있다면 첫 번째 후보는 아니다.</w:t>
       </w:r>
     </w:p>
     <w:p>
@@ -806,7 +1044,21 @@
           <w:rFonts w:ascii="맑은 고딕" w:hAnsi="맑은 고딕" w:eastAsia="맑은 고딕"/>
           <w:sz w:val="21"/>
         </w:rPr>
-        <w:t>다음으로 `select inst_id, tablespace_name, total_blocks, used_blocks, free_blocks from gv$sort_segment order by inst_id` 로 인스턴스별 확보량을 본다. rac2 가 대부분을 확보하고 있다면 두 번째 후보다.</w:t>
+        <w:t xml:space="preserve">다음으로 </w:t>
+      </w:r>
+      <w:r>
+        <w:rPr>
+          <w:rFonts w:ascii="Consolas" w:hAnsi="Consolas" w:eastAsia="Consolas" w:cs="Consolas"/>
+          <w:sz w:val="20"/>
+        </w:rPr>
+        <w:t xml:space="preserve">select inst_id, tablespace_name, total_blocks, used_blocks, free_blocks from gv$sort_segment order by inst_id</w:t>
+      </w:r>
+      <w:r>
+        <w:rPr>
+          <w:rFonts w:ascii="맑은 고딕" w:hAnsi="맑은 고딕" w:eastAsia="맑은 고딕"/>
+          <w:sz w:val="21"/>
+        </w:rPr>
+        <w:t xml:space="preserve"> 로 인스턴스별 확보량을 본다. rac2 가 대부분을 확보하고 있다면 두 번째 후보다.</w:t>
       </w:r>
     </w:p>
     <w:p>
@@ -869,7 +1121,21 @@
           <w:rFonts w:ascii="맑은 고딕" w:hAnsi="맑은 고딕" w:eastAsia="맑은 고딕"/>
           <w:sz w:val="21"/>
         </w:rPr>
-        <w:t>확인: `select inst_id, to_char(begin_time,'MM-DD HH24:MI') t, undoblks, maxquerylen from gv$undostat order by inst_id, begin_time desc` 로 최근 구간의 UNDOBLKS 를 인스턴스별로 비교한다. rac1 쪽만 계속 크다면 지금도 몰리고 있는 것이다.</w:t>
+        <w:t xml:space="preserve">확인: </w:t>
+      </w:r>
+      <w:r>
+        <w:rPr>
+          <w:rFonts w:ascii="Consolas" w:hAnsi="Consolas" w:eastAsia="Consolas" w:cs="Consolas"/>
+          <w:sz w:val="20"/>
+        </w:rPr>
+        <w:t xml:space="preserve">select inst_id, to_char(begin_time,'MM-DD HH24:MI') t, undoblks, maxquerylen from gv$undostat order by inst_id, begin_time desc</w:t>
+      </w:r>
+      <w:r>
+        <w:rPr>
+          <w:rFonts w:ascii="맑은 고딕" w:hAnsi="맑은 고딕" w:eastAsia="맑은 고딕"/>
+          <w:sz w:val="21"/>
+        </w:rPr>
+        <w:t xml:space="preserve"> 로 최근 구간의 UNDOBLKS 를 인스턴스별로 비교한다. rac1 쪽만 계속 크다면 지금도 몰리고 있는 것이다.</w:t>
       </w:r>
     </w:p>
     <w:p>
@@ -878,7 +1144,21 @@
           <w:rFonts w:ascii="맑은 고딕" w:hAnsi="맑은 고딕" w:eastAsia="맑은 고딕"/>
           <w:sz w:val="21"/>
         </w:rPr>
-        <w:t>함께 볼 지표로 `select inst_id, name, value from gv$sysstat where name in ('redo size','redo writes')` 가 있다. 실측 랩에서는 rac1 이 16,778,836 대 rac2 9,446,300 으로 약 1.8 배였다. UNDO 와 리두가 같은 방향을 가리키면 부하 편중이 확실하다.</w:t>
+        <w:t xml:space="preserve">함께 볼 지표로 </w:t>
+      </w:r>
+      <w:r>
+        <w:rPr>
+          <w:rFonts w:ascii="Consolas" w:hAnsi="Consolas" w:eastAsia="Consolas" w:cs="Consolas"/>
+          <w:sz w:val="20"/>
+        </w:rPr>
+        <w:t xml:space="preserve">select inst_id, name, value from gv$sysstat where name in ('redo size','redo writes')</w:t>
+      </w:r>
+      <w:r>
+        <w:rPr>
+          <w:rFonts w:ascii="맑은 고딕" w:hAnsi="맑은 고딕" w:eastAsia="맑은 고딕"/>
+          <w:sz w:val="21"/>
+        </w:rPr>
+        <w:t xml:space="preserve"> 가 있다. 실측 랩에서는 rac1 이 16,778,836 대 rac2 9,446,300 으로 약 1.8 배였다. UNDO 와 리두가 같은 방향을 가리키면 부하 편중이 확실하다.</w:t>
       </w:r>
     </w:p>
     <w:p>
@@ -938,10 +1218,40 @@
     <w:p>
       <w:r>
         <w:rPr>
+          <w:rFonts w:ascii="Consolas" w:hAnsi="Consolas" w:eastAsia="Consolas" w:cs="Consolas"/>
+          <w:sz w:val="20"/>
+        </w:rPr>
+        <w:t xml:space="preserve">select ts.name, df.name, df.bytes/1024/1024 mb from v$tablespace ts, v$datafile df where ts.ts#=df.ts# and ts.con_id=df.con_id and df.con_id=1 and ts.name like 'UNDO%'</w:t>
+      </w:r>
+    </w:p>
+    <w:p>
+      <w:r>
+        <w:rPr>
+          <w:rFonts w:ascii="Consolas" w:hAnsi="Consolas" w:eastAsia="Consolas" w:cs="Consolas"/>
+          <w:sz w:val="20"/>
+        </w:rPr>
+        <w:t xml:space="preserve">ts.con_id=df.con_id</w:t>
+      </w:r>
+      <w:r>
+        <w:rPr>
           <w:rFonts w:ascii="맑은 고딕" w:hAnsi="맑은 고딕" w:eastAsia="맑은 고딕"/>
           <w:sz w:val="21"/>
         </w:rPr>
-        <w:t>`select ts.name, df.name, df.bytes/1024/1024 mb from v$tablespace ts, v$datafile df where ts.ts#=df.ts# and ts.con_id=df.con_id and df.con_id=1 and ts.name like 'UNDO%'`</w:t>
+        <w:t xml:space="preserve"> 가 교차 조인을 막고, </w:t>
+      </w:r>
+      <w:r>
+        <w:rPr>
+          <w:rFonts w:ascii="Consolas" w:hAnsi="Consolas" w:eastAsia="Consolas" w:cs="Consolas"/>
+          <w:sz w:val="20"/>
+        </w:rPr>
+        <w:t xml:space="preserve">df.con_id=1</w:t>
+      </w:r>
+      <w:r>
+        <w:rPr>
+          <w:rFonts w:ascii="맑은 고딕" w:hAnsi="맑은 고딕" w:eastAsia="맑은 고딕"/>
+          <w:sz w:val="21"/>
+        </w:rPr>
+        <w:t xml:space="preserve"> 이 CDB\$ROOT 로 범위를 좁힌다. UNDO 는 CDB 레벨의 자원이므로 CON_ID 1 만 보면 된다.</w:t>
       </w:r>
     </w:p>
     <w:p>
@@ -950,16 +1260,21 @@
           <w:rFonts w:ascii="맑은 고딕" w:hAnsi="맑은 고딕" w:eastAsia="맑은 고딕"/>
           <w:sz w:val="21"/>
         </w:rPr>
-        <w:t>`ts.con_id=df.con_id` 가 교차 조인을 막고, `df.con_id=1` 이 CDB\$ROOT 로 범위를 좁힌다. UNDO 는 CDB 레벨의 자원이므로 CON_ID 1 만 보면 된다.</w:t>
+        <w:t xml:space="preserve">대안으로 딕셔너리 뷰를 쓸 수도 있다. </w:t>
       </w:r>
-    </w:p>
-    <w:p>
+      <w:r>
+        <w:rPr>
+          <w:rFonts w:ascii="Consolas" w:hAnsi="Consolas" w:eastAsia="Consolas" w:cs="Consolas"/>
+          <w:sz w:val="20"/>
+        </w:rPr>
+        <w:t xml:space="preserve">select tablespace_name, file_name, bytes/1024/1024 mb from dba_data_files where tablespace_name like 'UNDO%'</w:t>
+      </w:r>
       <w:r>
         <w:rPr>
           <w:rFonts w:ascii="맑은 고딕" w:hAnsi="맑은 고딕" w:eastAsia="맑은 고딕"/>
           <w:sz w:val="21"/>
         </w:rPr>
-        <w:t>대안으로 딕셔너리 뷰를 쓸 수도 있다. `select tablespace_name, file_name, bytes/1024/1024 mb from dba_data_files where tablespace_name like 'UNDO%'` 는 현재 접속한 컨테이너의 것만 주므로 중복이 없다.</w:t>
+        <w:t xml:space="preserve"> 는 현재 접속한 컨테이너의 것만 주므로 중복이 없다.</w:t>
       </w:r>
     </w:p>
     <w:p>
@@ -1003,7 +1318,21 @@
           <w:rFonts w:ascii="맑은 고딕" w:hAnsi="맑은 고딕" w:eastAsia="맑은 고딕"/>
           <w:sz w:val="21"/>
         </w:rPr>
-        <w:t>1. 스레드와 인스턴스의 대응. `select thread#, status, enabled, instance from v$thread order by thread#`. 인스턴스 수만큼 스레드가 있고 각각 ENABLED 가 PUBLIC, 기동 중인 인스턴스의 STATUS 가 OPEN 이면 정상이다. CLOSED 인데 PUBLIC 으로 오래 남아 있으면 노드를 뺀 흔적일 수 있다.</w:t>
+        <w:t xml:space="preserve">1. 스레드와 인스턴스의 대응. </w:t>
+      </w:r>
+      <w:r>
+        <w:rPr>
+          <w:rFonts w:ascii="Consolas" w:hAnsi="Consolas" w:eastAsia="Consolas" w:cs="Consolas"/>
+          <w:sz w:val="20"/>
+        </w:rPr>
+        <w:t xml:space="preserve">select thread#, status, enabled, instance from v$thread order by thread#</w:t>
+      </w:r>
+      <w:r>
+        <w:rPr>
+          <w:rFonts w:ascii="맑은 고딕" w:hAnsi="맑은 고딕" w:eastAsia="맑은 고딕"/>
+          <w:sz w:val="21"/>
+        </w:rPr>
+        <w:t xml:space="preserve">. 인스턴스 수만큼 스레드가 있고 각각 ENABLED 가 PUBLIC, 기동 중인 인스턴스의 STATUS 가 OPEN 이면 정상이다. CLOSED 인데 PUBLIC 으로 오래 남아 있으면 노드를 뺀 흔적일 수 있다.</w:t>
       </w:r>
     </w:p>
     <w:p>
@@ -1012,7 +1341,21 @@
           <w:rFonts w:ascii="맑은 고딕" w:hAnsi="맑은 고딕" w:eastAsia="맑은 고딕"/>
           <w:sz w:val="21"/>
         </w:rPr>
-        <w:t>2. 스레드별 그룹 수. `select thread#, count(*) from v$log group by thread#`. 스레드마다 둘 이상이어야 한다. 하나뿐이면 로그 스위치가 불가능하다.</w:t>
+        <w:t xml:space="preserve">2. 스레드별 그룹 수. </w:t>
+      </w:r>
+      <w:r>
+        <w:rPr>
+          <w:rFonts w:ascii="Consolas" w:hAnsi="Consolas" w:eastAsia="Consolas" w:cs="Consolas"/>
+          <w:sz w:val="20"/>
+        </w:rPr>
+        <w:t xml:space="preserve">select thread#, count(*) from v$log group by thread#</w:t>
+      </w:r>
+      <w:r>
+        <w:rPr>
+          <w:rFonts w:ascii="맑은 고딕" w:hAnsi="맑은 고딕" w:eastAsia="맑은 고딕"/>
+          <w:sz w:val="21"/>
+        </w:rPr>
+        <w:t xml:space="preserve">. 스레드마다 둘 이상이어야 한다. 하나뿐이면 로그 스위치가 불가능하다.</w:t>
       </w:r>
     </w:p>
     <w:p>
@@ -1021,7 +1364,21 @@
           <w:rFonts w:ascii="맑은 고딕" w:hAnsi="맑은 고딕" w:eastAsia="맑은 고딕"/>
           <w:sz w:val="21"/>
         </w:rPr>
-        <w:t>3. 스레드별 CURRENT. `select group#, thread#, sequence#, bytes/1024/1024 mb, status from v$log order by thread#, group#`. 스레드마다 CURRENT 가 정확히 하나씩이면 정상이다. 둘 이상이면 이상이고, 하나도 없으면 그 인스턴스가 내려가 있는 것이다.</w:t>
+        <w:t xml:space="preserve">3. 스레드별 CURRENT. </w:t>
+      </w:r>
+      <w:r>
+        <w:rPr>
+          <w:rFonts w:ascii="Consolas" w:hAnsi="Consolas" w:eastAsia="Consolas" w:cs="Consolas"/>
+          <w:sz w:val="20"/>
+        </w:rPr>
+        <w:t xml:space="preserve">select group#, thread#, sequence#, bytes/1024/1024 mb, status from v$log order by thread#, group#</w:t>
+      </w:r>
+      <w:r>
+        <w:rPr>
+          <w:rFonts w:ascii="맑은 고딕" w:hAnsi="맑은 고딕" w:eastAsia="맑은 고딕"/>
+          <w:sz w:val="21"/>
+        </w:rPr>
+        <w:t xml:space="preserve">. 스레드마다 CURRENT 가 정확히 하나씩이면 정상이다. 둘 이상이면 이상이고, 하나도 없으면 그 인스턴스가 내려가 있는 것이다.</w:t>
       </w:r>
     </w:p>
     <w:p>
@@ -1039,7 +1396,21 @@
           <w:rFonts w:ascii="맑은 고딕" w:hAnsi="맑은 고딕" w:eastAsia="맑은 고딕"/>
           <w:sz w:val="21"/>
         </w:rPr>
-        <w:t>5. 멤버 다중화. `select l.group#, l.thread#, f.member from v$log l, v$logfile f where l.group#=f.group# order by l.group#`. 그룹마다 멤버가 둘 이상이고 서로 다른 디스크그룹에 있으면 정상이다.</w:t>
+        <w:t xml:space="preserve">5. 멤버 다중화. </w:t>
+      </w:r>
+      <w:r>
+        <w:rPr>
+          <w:rFonts w:ascii="Consolas" w:hAnsi="Consolas" w:eastAsia="Consolas" w:cs="Consolas"/>
+          <w:sz w:val="20"/>
+        </w:rPr>
+        <w:t xml:space="preserve">select l.group#, l.thread#, f.member from v$log l, v$logfile f where l.group#=f.group# order by l.group#</w:t>
+      </w:r>
+      <w:r>
+        <w:rPr>
+          <w:rFonts w:ascii="맑은 고딕" w:hAnsi="맑은 고딕" w:eastAsia="맑은 고딕"/>
+          <w:sz w:val="21"/>
+        </w:rPr>
+        <w:t xml:space="preserve">. 그룹마다 멤버가 둘 이상이고 서로 다른 디스크그룹에 있으면 정상이다.</w:t>
       </w:r>
     </w:p>
     <w:p>
@@ -1084,7 +1455,21 @@
           <w:rFonts w:ascii="맑은 고딕" w:hAnsi="맑은 고딕" w:eastAsia="맑은 고딕"/>
           <w:sz w:val="21"/>
         </w:rPr>
-        <w:t>1. 리두 발생량. `select inst_id, name, value from gv$sysstat where name in ('redo size','redo writes','redo log space requests') order by name, inst_id`. 실측 랩에서는 redo size 가 16,778,836 대 9,446,300 으로 rac1 이 약 1.8 배였고 redo writes 도 2556 대 1457 로 비슷한 비율이었다. 두 지표의 비율이 비슷하면 쓰기 패턴은 같고 양만 다른 것이다.</w:t>
+        <w:t xml:space="preserve">1. 리두 발생량. </w:t>
+      </w:r>
+      <w:r>
+        <w:rPr>
+          <w:rFonts w:ascii="Consolas" w:hAnsi="Consolas" w:eastAsia="Consolas" w:cs="Consolas"/>
+          <w:sz w:val="20"/>
+        </w:rPr>
+        <w:t xml:space="preserve">select inst_id, name, value from gv$sysstat where name in ('redo size','redo writes','redo log space requests') order by name, inst_id</w:t>
+      </w:r>
+      <w:r>
+        <w:rPr>
+          <w:rFonts w:ascii="맑은 고딕" w:hAnsi="맑은 고딕" w:eastAsia="맑은 고딕"/>
+          <w:sz w:val="21"/>
+        </w:rPr>
+        <w:t xml:space="preserve">. 실측 랩에서는 redo size 가 16,778,836 대 9,446,300 으로 rac1 이 약 1.8 배였고 redo writes 도 2556 대 1457 로 비슷한 비율이었다. 두 지표의 비율이 비슷하면 쓰기 패턴은 같고 양만 다른 것이다.</w:t>
       </w:r>
     </w:p>
     <w:p>
@@ -1093,7 +1478,21 @@
           <w:rFonts w:ascii="맑은 고딕" w:hAnsi="맑은 고딕" w:eastAsia="맑은 고딕"/>
           <w:sz w:val="21"/>
         </w:rPr>
-        <w:t>2. UNDO 사용량. `select inst_id, to_char(begin_time,'MM-DD HH24:MI') t, undoblks, maxquerylen from gv$undostat order by inst_id, begin_time desc`. 최근 구간의 UNDOBLKS 를 비교한다. 함께 dba_data_files 에서 UNDO 파일 크기도 본다. 한쪽만 계속 커지면 편중이다.</w:t>
+        <w:t xml:space="preserve">2. UNDO 사용량. </w:t>
+      </w:r>
+      <w:r>
+        <w:rPr>
+          <w:rFonts w:ascii="Consolas" w:hAnsi="Consolas" w:eastAsia="Consolas" w:cs="Consolas"/>
+          <w:sz w:val="20"/>
+        </w:rPr>
+        <w:t xml:space="preserve">select inst_id, to_char(begin_time,'MM-DD HH24:MI') t, undoblks, maxquerylen from gv$undostat order by inst_id, begin_time desc</w:t>
+      </w:r>
+      <w:r>
+        <w:rPr>
+          <w:rFonts w:ascii="맑은 고딕" w:hAnsi="맑은 고딕" w:eastAsia="맑은 고딕"/>
+          <w:sz w:val="21"/>
+        </w:rPr>
+        <w:t xml:space="preserve">. 최근 구간의 UNDOBLKS 를 비교한다. 함께 dba_data_files 에서 UNDO 파일 크기도 본다. 한쪽만 계속 커지면 편중이다.</w:t>
       </w:r>
     </w:p>
     <w:p>
@@ -1102,7 +1501,21 @@
           <w:rFonts w:ascii="맑은 고딕" w:hAnsi="맑은 고딕" w:eastAsia="맑은 고딕"/>
           <w:sz w:val="21"/>
         </w:rPr>
-        <w:t>3. 임시 공간 확보량. `select inst_id, total_blocks, used_blocks from gv$sort_segment order by inst_id`. 정렬·해시 조인 부하의 편중을 보여 준다.</w:t>
+        <w:t xml:space="preserve">3. 임시 공간 확보량. </w:t>
+      </w:r>
+      <w:r>
+        <w:rPr>
+          <w:rFonts w:ascii="Consolas" w:hAnsi="Consolas" w:eastAsia="Consolas" w:cs="Consolas"/>
+          <w:sz w:val="20"/>
+        </w:rPr>
+        <w:t xml:space="preserve">select inst_id, total_blocks, used_blocks from gv$sort_segment order by inst_id</w:t>
+      </w:r>
+      <w:r>
+        <w:rPr>
+          <w:rFonts w:ascii="맑은 고딕" w:hAnsi="맑은 고딕" w:eastAsia="맑은 고딕"/>
+          <w:sz w:val="21"/>
+        </w:rPr>
+        <w:t xml:space="preserve">. 정렬·해시 조인 부하의 편중을 보여 준다.</w:t>
       </w:r>
     </w:p>
     <w:p>
@@ -1111,7 +1524,21 @@
           <w:rFonts w:ascii="맑은 고딕" w:hAnsi="맑은 고딕" w:eastAsia="맑은 고딕"/>
           <w:sz w:val="21"/>
         </w:rPr>
-        <w:t>해석 기준에서 주의할 것은 GV$SYSSTAT 의 값이 인스턴스 기동 이후 누적이라는 점이다. 한 노드를 재기동했다면 그 값이 작게 나오는 것은 당연하다. `select inst_id, startup_time from gv$instance` 를 함께 보고 시간당 값으로 환산해 비교한다.</w:t>
+        <w:t xml:space="preserve">해석 기준에서 주의할 것은 GV$SYSSTAT 의 값이 인스턴스 기동 이후 누적이라는 점이다. 한 노드를 재기동했다면 그 값이 작게 나오는 것은 당연하다. </w:t>
+      </w:r>
+      <w:r>
+        <w:rPr>
+          <w:rFonts w:ascii="Consolas" w:hAnsi="Consolas" w:eastAsia="Consolas" w:cs="Consolas"/>
+          <w:sz w:val="20"/>
+        </w:rPr>
+        <w:t xml:space="preserve">select inst_id, startup_time from gv$instance</w:t>
+      </w:r>
+      <w:r>
+        <w:rPr>
+          <w:rFonts w:ascii="맑은 고딕" w:hAnsi="맑은 고딕" w:eastAsia="맑은 고딕"/>
+          <w:sz w:val="21"/>
+        </w:rPr>
+        <w:t xml:space="preserve"> 를 함께 보고 시간당 값으로 환산해 비교한다.</w:t>
       </w:r>
     </w:p>
     <w:p>
@@ -1147,7 +1574,21 @@
           <w:rFonts w:ascii="맑은 고딕" w:hAnsi="맑은 고딕" w:eastAsia="맑은 고딕"/>
           <w:sz w:val="21"/>
         </w:rPr>
-        <w:t>1. 만든 노드에서 확인. `select tablespace_name, file_name, bytes/1024/1024 mb from dba_data_files where tablespace_name='TS_CH13'` 로 파일이 생겼는지 본다.</w:t>
+        <w:t xml:space="preserve">1. 만든 노드에서 확인. </w:t>
+      </w:r>
+      <w:r>
+        <w:rPr>
+          <w:rFonts w:ascii="Consolas" w:hAnsi="Consolas" w:eastAsia="Consolas" w:cs="Consolas"/>
+          <w:sz w:val="20"/>
+        </w:rPr>
+        <w:t xml:space="preserve">select tablespace_name, file_name, bytes/1024/1024 mb from dba_data_files where tablespace_name='TS_CH13'</w:t>
+      </w:r>
+      <w:r>
+        <w:rPr>
+          <w:rFonts w:ascii="맑은 고딕" w:hAnsi="맑은 고딕" w:eastAsia="맑은 고딕"/>
+          <w:sz w:val="21"/>
+        </w:rPr>
+        <w:t xml:space="preserve"> 로 파일이 생겼는지 본다.</w:t>
       </w:r>
     </w:p>
     <w:p>
@@ -1174,7 +1615,21 @@
           <w:rFonts w:ascii="맑은 고딕" w:hAnsi="맑은 고딕" w:eastAsia="맑은 고딕"/>
           <w:sz w:val="21"/>
         </w:rPr>
-        <w:t>4. 다른 노드에서 실제 쓰기. 조회되는 것과 쓸 수 있는 것은 다르므로 반드시 써 본다. `create table t (n number) tablespace TS_CH13` 후 insert 하고 commit 한다.</w:t>
+        <w:t xml:space="preserve">4. 다른 노드에서 실제 쓰기. 조회되는 것과 쓸 수 있는 것은 다르므로 반드시 써 본다. </w:t>
+      </w:r>
+      <w:r>
+        <w:rPr>
+          <w:rFonts w:ascii="Consolas" w:hAnsi="Consolas" w:eastAsia="Consolas" w:cs="Consolas"/>
+          <w:sz w:val="20"/>
+        </w:rPr>
+        <w:t xml:space="preserve">create table t (n number) tablespace TS_CH13</w:t>
+      </w:r>
+      <w:r>
+        <w:rPr>
+          <w:rFonts w:ascii="맑은 고딕" w:hAnsi="맑은 고딕" w:eastAsia="맑은 고딕"/>
+          <w:sz w:val="21"/>
+        </w:rPr>
+        <w:t xml:space="preserve"> 후 insert 하고 commit 한다.</w:t>
       </w:r>
     </w:p>
     <w:p>
@@ -1219,7 +1674,21 @@
           <w:rFonts w:ascii="맑은 고딕" w:hAnsi="맑은 고딕" w:eastAsia="맑은 고딕"/>
           <w:sz w:val="21"/>
         </w:rPr>
-        <w:t>1. 전체 여유 확인. `select file_name, bytes/1024/1024 mb, autoextensible, maxbytes/1024/1024 max_mb from dba_temp_files`. 자동 확장이 켜져 있는지, 상한에 여유가 있는지 본다. 실습 랩은 36MB 에 자동 확장이 켜져 있고 상한이 32767.98MB 였다.</w:t>
+        <w:t xml:space="preserve">1. 전체 여유 확인. </w:t>
+      </w:r>
+      <w:r>
+        <w:rPr>
+          <w:rFonts w:ascii="Consolas" w:hAnsi="Consolas" w:eastAsia="Consolas" w:cs="Consolas"/>
+          <w:sz w:val="20"/>
+        </w:rPr>
+        <w:t xml:space="preserve">select file_name, bytes/1024/1024 mb, autoextensible, maxbytes/1024/1024 max_mb from dba_temp_files</w:t>
+      </w:r>
+      <w:r>
+        <w:rPr>
+          <w:rFonts w:ascii="맑은 고딕" w:hAnsi="맑은 고딕" w:eastAsia="맑은 고딕"/>
+          <w:sz w:val="21"/>
+        </w:rPr>
+        <w:t xml:space="preserve">. 자동 확장이 켜져 있는지, 상한에 여유가 있는지 본다. 실습 랩은 36MB 에 자동 확장이 켜져 있고 상한이 32767.98MB 였다.</w:t>
       </w:r>
     </w:p>
     <w:p>
@@ -1228,7 +1697,21 @@
           <w:rFonts w:ascii="맑은 고딕" w:hAnsi="맑은 고딕" w:eastAsia="맑은 고딕"/>
           <w:sz w:val="21"/>
         </w:rPr>
-        <w:t>2. 인스턴스별 확보량 확인. `select inst_id, tablespace_name, total_blocks, used_blocks, free_blocks from gv$sort_segment order by inst_id`. 실습 랩은 인스턴스 1 이 2688 블록 중 512 사용, 인스턴스 2 가 1280 중 384 였다.</w:t>
+        <w:t xml:space="preserve">2. 인스턴스별 확보량 확인. </w:t>
+      </w:r>
+      <w:r>
+        <w:rPr>
+          <w:rFonts w:ascii="Consolas" w:hAnsi="Consolas" w:eastAsia="Consolas" w:cs="Consolas"/>
+          <w:sz w:val="20"/>
+        </w:rPr>
+        <w:t xml:space="preserve">select inst_id, tablespace_name, total_blocks, used_blocks, free_blocks from gv$sort_segment order by inst_id</w:t>
+      </w:r>
+      <w:r>
+        <w:rPr>
+          <w:rFonts w:ascii="맑은 고딕" w:hAnsi="맑은 고딕" w:eastAsia="맑은 고딕"/>
+          <w:sz w:val="21"/>
+        </w:rPr>
+        <w:t xml:space="preserve">. 실습 랩은 인스턴스 1 이 2688 블록 중 512 사용, 인스턴스 2 가 1280 중 384 였다.</w:t>
       </w:r>
     </w:p>
     <w:p>
@@ -1246,7 +1729,21 @@
           <w:rFonts w:ascii="맑은 고딕" w:hAnsi="맑은 고딕" w:eastAsia="맑은 고딕"/>
           <w:sz w:val="21"/>
         </w:rPr>
-        <w:t>4. 지금 누가 쓰는지 확인. `select inst_id, tablespace, blocks, sql_id from gv$tempseg_usage order by blocks desc` 로 큰 정렬 작업을 찾는다.</w:t>
+        <w:t xml:space="preserve">4. 지금 누가 쓰는지 확인. </w:t>
+      </w:r>
+      <w:r>
+        <w:rPr>
+          <w:rFonts w:ascii="Consolas" w:hAnsi="Consolas" w:eastAsia="Consolas" w:cs="Consolas"/>
+          <w:sz w:val="20"/>
+        </w:rPr>
+        <w:t xml:space="preserve">select inst_id, tablespace, blocks, sql_id from gv$tempseg_usage order by blocks desc</w:t>
+      </w:r>
+      <w:r>
+        <w:rPr>
+          <w:rFonts w:ascii="맑은 고딕" w:hAnsi="맑은 고딕" w:eastAsia="맑은 고딕"/>
+          <w:sz w:val="21"/>
+        </w:rPr>
+        <w:t xml:space="preserve"> 로 큰 정렬 작업을 찾는다.</w:t>
       </w:r>
     </w:p>
     <w:p>
@@ -1291,7 +1788,49 @@
           <w:rFonts w:ascii="맑은 고딕" w:hAnsi="맑은 고딕" w:eastAsia="맑은 고딕"/>
           <w:sz w:val="21"/>
         </w:rPr>
-        <w:t>ORA-30013 (undo tablespace is currently in use). 원인 파악: 지정하려는 UNDO 테이블스페이스를 지금 다른 인스턴스가 쓰고 있다. `select inst_id, value from gv$parameter where name='undo_tablespace'` 로 어느 인스턴스가 쓰는지 확인한다. 조치: 그 인스턴스 전용의 새 UNDO 를 만들어 지정한다. `create undo tablespace UNDOTBS3 datafile '+DATA' size 100M` 후 `alter system set undo_tablespace=UNDOTBS3 sid='racdb2' scope=both`. 재확인: 같은 GV\$PARAMETER 조회로 두 인스턴스가 서로 다른 값을 갖는지 본다.</w:t>
+        <w:t xml:space="preserve">ORA-30013 (undo tablespace is currently in use). 원인 파악: 지정하려는 UNDO 테이블스페이스를 지금 다른 인스턴스가 쓰고 있다. </w:t>
+      </w:r>
+      <w:r>
+        <w:rPr>
+          <w:rFonts w:ascii="Consolas" w:hAnsi="Consolas" w:eastAsia="Consolas" w:cs="Consolas"/>
+          <w:sz w:val="20"/>
+        </w:rPr>
+        <w:t xml:space="preserve">select inst_id, value from gv$parameter where name='undo_tablespace'</w:t>
+      </w:r>
+      <w:r>
+        <w:rPr>
+          <w:rFonts w:ascii="맑은 고딕" w:hAnsi="맑은 고딕" w:eastAsia="맑은 고딕"/>
+          <w:sz w:val="21"/>
+        </w:rPr>
+        <w:t xml:space="preserve"> 로 어느 인스턴스가 쓰는지 확인한다. 조치: 그 인스턴스 전용의 새 UNDO 를 만들어 지정한다. </w:t>
+      </w:r>
+      <w:r>
+        <w:rPr>
+          <w:rFonts w:ascii="Consolas" w:hAnsi="Consolas" w:eastAsia="Consolas" w:cs="Consolas"/>
+          <w:sz w:val="20"/>
+        </w:rPr>
+        <w:t xml:space="preserve">create undo tablespace UNDOTBS3 datafile '+DATA' size 100M</w:t>
+      </w:r>
+      <w:r>
+        <w:rPr>
+          <w:rFonts w:ascii="맑은 고딕" w:hAnsi="맑은 고딕" w:eastAsia="맑은 고딕"/>
+          <w:sz w:val="21"/>
+        </w:rPr>
+        <w:t xml:space="preserve"> 후 </w:t>
+      </w:r>
+      <w:r>
+        <w:rPr>
+          <w:rFonts w:ascii="Consolas" w:hAnsi="Consolas" w:eastAsia="Consolas" w:cs="Consolas"/>
+          <w:sz w:val="20"/>
+        </w:rPr>
+        <w:t xml:space="preserve">alter system set undo_tablespace=UNDOTBS3 sid='racdb2' scope=both</w:t>
+      </w:r>
+      <w:r>
+        <w:rPr>
+          <w:rFonts w:ascii="맑은 고딕" w:hAnsi="맑은 고딕" w:eastAsia="맑은 고딕"/>
+          <w:sz w:val="21"/>
+        </w:rPr>
+        <w:t xml:space="preserve">. 재확인: 같은 GV\$PARAMETER 조회로 두 인스턴스가 서로 다른 값을 갖는지 본다.</w:t>
       </w:r>
     </w:p>
     <w:p>
@@ -1300,7 +1839,21 @@
           <w:rFonts w:ascii="맑은 고딕" w:hAnsi="맑은 고딕" w:eastAsia="맑은 고딕"/>
           <w:sz w:val="21"/>
         </w:rPr>
-        <w:t>ORA-30012 (undo tablespace does not exist or of wrong type). 원인 파악: 지정한 이름의 UNDO 테이블스페이스가 없다. `select tablespace_name, contents from dba_tablespaces where contents='UNDO'` 로 실제 존재하는 것을 확인한다. 이름 오타이거나 아직 만들지 않은 경우다. 조치: 이름이 틀렸다면 바로잡고, 없다면 create undo tablespace 로 먼저 만든 뒤 지정한다. 재확인: DBA_TABLESPACES 에 생겼는지 보고 GV\$PARAMETER 로 지정이 반영되었는지 본다.</w:t>
+        <w:t xml:space="preserve">ORA-30012 (undo tablespace does not exist or of wrong type). 원인 파악: 지정한 이름의 UNDO 테이블스페이스가 없다. </w:t>
+      </w:r>
+      <w:r>
+        <w:rPr>
+          <w:rFonts w:ascii="Consolas" w:hAnsi="Consolas" w:eastAsia="Consolas" w:cs="Consolas"/>
+          <w:sz w:val="20"/>
+        </w:rPr>
+        <w:t xml:space="preserve">select tablespace_name, contents from dba_tablespaces where contents='UNDO'</w:t>
+      </w:r>
+      <w:r>
+        <w:rPr>
+          <w:rFonts w:ascii="맑은 고딕" w:hAnsi="맑은 고딕" w:eastAsia="맑은 고딕"/>
+          <w:sz w:val="21"/>
+        </w:rPr>
+        <w:t xml:space="preserve"> 로 실제 존재하는 것을 확인한다. 이름 오타이거나 아직 만들지 않은 경우다. 조치: 이름이 틀렸다면 바로잡고, 없다면 create undo tablespace 로 먼저 만든 뒤 지정한다. 재확인: DBA_TABLESPACES 에 생겼는지 보고 GV\$PARAMETER 로 지정이 반영되었는지 본다.</w:t>
       </w:r>
     </w:p>
     <w:p>
@@ -1309,7 +1862,49 @@
           <w:rFonts w:ascii="맑은 고딕" w:hAnsi="맑은 고딕" w:eastAsia="맑은 고딕"/>
           <w:sz w:val="21"/>
         </w:rPr>
-        <w:t>ORA-01623 (log N is current log for instance ... — cannot drop). 원인 파악: 지우려는 그룹이 지금 CURRENT 다. 메시지에 인스턴스 이름과 스레드 번호가 있으므로 어느 노드에서 작업할지 바로 알 수 있다. `select group#, thread#, status from v$log order by group#` 로 상태를 본다. 조치: 그 스레드의 인스턴스에서 `alter system switch logfile` 을 실행하고 필요하면 `alter system checkpoint` 로 ACTIVE 를 INACTIVE 로 만든다. STATUS 가 INACTIVE 가 된 뒤 drop 한다. 재확인: V\$LOG 를 다시 조회해 그룹이 사라졌는지, 스레드마다 그룹이 여전히 둘 이상인지 본다.</w:t>
+        <w:t xml:space="preserve">ORA-01623 (log N is current log for instance ... — cannot drop). 원인 파악: 지우려는 그룹이 지금 CURRENT 다. 메시지에 인스턴스 이름과 스레드 번호가 있으므로 어느 노드에서 작업할지 바로 알 수 있다. </w:t>
+      </w:r>
+      <w:r>
+        <w:rPr>
+          <w:rFonts w:ascii="Consolas" w:hAnsi="Consolas" w:eastAsia="Consolas" w:cs="Consolas"/>
+          <w:sz w:val="20"/>
+        </w:rPr>
+        <w:t xml:space="preserve">select group#, thread#, status from v$log order by group#</w:t>
+      </w:r>
+      <w:r>
+        <w:rPr>
+          <w:rFonts w:ascii="맑은 고딕" w:hAnsi="맑은 고딕" w:eastAsia="맑은 고딕"/>
+          <w:sz w:val="21"/>
+        </w:rPr>
+        <w:t xml:space="preserve"> 로 상태를 본다. 조치: 그 스레드의 인스턴스에서 </w:t>
+      </w:r>
+      <w:r>
+        <w:rPr>
+          <w:rFonts w:ascii="Consolas" w:hAnsi="Consolas" w:eastAsia="Consolas" w:cs="Consolas"/>
+          <w:sz w:val="20"/>
+        </w:rPr>
+        <w:t xml:space="preserve">alter system switch logfile</w:t>
+      </w:r>
+      <w:r>
+        <w:rPr>
+          <w:rFonts w:ascii="맑은 고딕" w:hAnsi="맑은 고딕" w:eastAsia="맑은 고딕"/>
+          <w:sz w:val="21"/>
+        </w:rPr>
+        <w:t xml:space="preserve"> 을 실행하고 필요하면 </w:t>
+      </w:r>
+      <w:r>
+        <w:rPr>
+          <w:rFonts w:ascii="Consolas" w:hAnsi="Consolas" w:eastAsia="Consolas" w:cs="Consolas"/>
+          <w:sz w:val="20"/>
+        </w:rPr>
+        <w:t xml:space="preserve">alter system checkpoint</w:t>
+      </w:r>
+      <w:r>
+        <w:rPr>
+          <w:rFonts w:ascii="맑은 고딕" w:hAnsi="맑은 고딕" w:eastAsia="맑은 고딕"/>
+          <w:sz w:val="21"/>
+        </w:rPr>
+        <w:t xml:space="preserve"> 로 ACTIVE 를 INACTIVE 로 만든다. STATUS 가 INACTIVE 가 된 뒤 drop 한다. 재확인: V\$LOG 를 다시 조회해 그룹이 사라졌는지, 스레드마다 그룹이 여전히 둘 이상인지 본다.</w:t>
       </w:r>
     </w:p>
     <w:p>
@@ -1345,7 +1940,21 @@
           <w:rFonts w:ascii="맑은 고딕" w:hAnsi="맑은 고딕" w:eastAsia="맑은 고딕"/>
           <w:sz w:val="21"/>
         </w:rPr>
-        <w:t>매일: 스레드별 CURRENT 가 하나씩인가. `select group#, thread#, status from v$log` 로 본다. 스레드마다 정확히 하나여야 한다.</w:t>
+        <w:t xml:space="preserve">매일: 스레드별 CURRENT 가 하나씩인가. </w:t>
+      </w:r>
+      <w:r>
+        <w:rPr>
+          <w:rFonts w:ascii="Consolas" w:hAnsi="Consolas" w:eastAsia="Consolas" w:cs="Consolas"/>
+          <w:sz w:val="20"/>
+        </w:rPr>
+        <w:t xml:space="preserve">select group#, thread#, status from v$log</w:t>
+      </w:r>
+      <w:r>
+        <w:rPr>
+          <w:rFonts w:ascii="맑은 고딕" w:hAnsi="맑은 고딕" w:eastAsia="맑은 고딕"/>
+          <w:sz w:val="21"/>
+        </w:rPr>
+        <w:t xml:space="preserve"> 로 본다. 스레드마다 정확히 하나여야 한다.</w:t>
       </w:r>
     </w:p>
     <w:p>
@@ -1354,7 +1963,21 @@
           <w:rFonts w:ascii="맑은 고딕" w:hAnsi="맑은 고딕" w:eastAsia="맑은 고딕"/>
           <w:sz w:val="21"/>
         </w:rPr>
-        <w:t>매일: UNDO 크기가 한쪽만 커지지 않는가. `select tablespace_name, sum(bytes)/1024/1024 mb from dba_data_files where tablespace_name like 'UNDO%' group by tablespace_name` 으로 본다.</w:t>
+        <w:t xml:space="preserve">매일: UNDO 크기가 한쪽만 커지지 않는가. </w:t>
+      </w:r>
+      <w:r>
+        <w:rPr>
+          <w:rFonts w:ascii="Consolas" w:hAnsi="Consolas" w:eastAsia="Consolas" w:cs="Consolas"/>
+          <w:sz w:val="20"/>
+        </w:rPr>
+        <w:t xml:space="preserve">select tablespace_name, sum(bytes)/1024/1024 mb from dba_data_files where tablespace_name like 'UNDO%' group by tablespace_name</w:t>
+      </w:r>
+      <w:r>
+        <w:rPr>
+          <w:rFonts w:ascii="맑은 고딕" w:hAnsi="맑은 고딕" w:eastAsia="맑은 고딕"/>
+          <w:sz w:val="21"/>
+        </w:rPr>
+        <w:t xml:space="preserve"> 으로 본다.</w:t>
       </w:r>
     </w:p>
     <w:p>
@@ -1363,7 +1986,21 @@
           <w:rFonts w:ascii="맑은 고딕" w:hAnsi="맑은 고딕" w:eastAsia="맑은 고딕"/>
           <w:sz w:val="21"/>
         </w:rPr>
-        <w:t>주간: 스레드마다 그룹이 둘 이상인가. `select thread#, count(*) from v$log group by thread#` 로 본다.</w:t>
+        <w:t xml:space="preserve">주간: 스레드마다 그룹이 둘 이상인가. </w:t>
+      </w:r>
+      <w:r>
+        <w:rPr>
+          <w:rFonts w:ascii="Consolas" w:hAnsi="Consolas" w:eastAsia="Consolas" w:cs="Consolas"/>
+          <w:sz w:val="20"/>
+        </w:rPr>
+        <w:t xml:space="preserve">select thread#, count(*) from v$log group by thread#</w:t>
+      </w:r>
+      <w:r>
+        <w:rPr>
+          <w:rFonts w:ascii="맑은 고딕" w:hAnsi="맑은 고딕" w:eastAsia="맑은 고딕"/>
+          <w:sz w:val="21"/>
+        </w:rPr>
+        <w:t xml:space="preserve"> 로 본다.</w:t>
       </w:r>
     </w:p>
     <w:p>
@@ -1372,7 +2009,21 @@
           <w:rFonts w:ascii="맑은 고딕" w:hAnsi="맑은 고딕" w:eastAsia="맑은 고딕"/>
           <w:sz w:val="21"/>
         </w:rPr>
-        <w:t>주간: 인스턴스별 임시 공간 확보량이 균형인가. `select inst_id, total_blocks, used_blocks from gv$sort_segment` 로 본다.</w:t>
+        <w:t xml:space="preserve">주간: 인스턴스별 임시 공간 확보량이 균형인가. </w:t>
+      </w:r>
+      <w:r>
+        <w:rPr>
+          <w:rFonts w:ascii="Consolas" w:hAnsi="Consolas" w:eastAsia="Consolas" w:cs="Consolas"/>
+          <w:sz w:val="20"/>
+        </w:rPr>
+        <w:t xml:space="preserve">select inst_id, total_blocks, used_blocks from gv$sort_segment</w:t>
+      </w:r>
+      <w:r>
+        <w:rPr>
+          <w:rFonts w:ascii="맑은 고딕" w:hAnsi="맑은 고딕" w:eastAsia="맑은 고딕"/>
+          <w:sz w:val="21"/>
+        </w:rPr>
+        <w:t xml:space="preserve"> 로 본다.</w:t>
       </w:r>
     </w:p>
     <w:p>
